--- a/ai/input/이준혁/Persona_Intake_이준혁.docx
+++ b/ai/input/이준혁/Persona_Intake_이준혁.docx
@@ -631,7 +631,6 @@
       <w:r>
         <w:rPr>
           <w:b/>
-          <w:color w:val="B4B4B4"/>
           <w:sz w:val="21"/>
         </w:rPr>
         <w:t xml:space="preserve">P1-07B  </w:t>
@@ -639,14 +638,14 @@
       <w:r>
         <w:rPr>
           <w:b/>
-          <w:color w:val="B4B4B4"/>
+          <w:color w:val="1A1A1A"/>
           <w:sz w:val="21"/>
         </w:rPr>
         <w:t>(P1-07에서 "공개"를 고르셨다면) 페르소나가 방문자를 뭐라고 부를까요?</w:t>
       </w:r>
       <w:r>
         <w:rPr>
-          <w:color w:val="B4B4B4"/>
+          <w:color w:val="6E6E6E"/>
           <w:sz w:val="17"/>
         </w:rPr>
         <w:t xml:space="preserve">   단답 15자</w:t>
@@ -657,7 +656,7 @@
       <w:r>
         <w:rPr>
           <w:b w:val="0"/>
-          <w:color w:val="B4B4B4"/>
+          <w:color w:val="B03A2B"/>
           <w:sz w:val="17"/>
         </w:rPr>
         <w:t>예: ○○님 / 손님</w:t>
@@ -670,13 +669,13 @@
         <w:keepNext w:val="0"/>
         <w:keepLines/>
         <w:pBdr>
-          <w:bottom w:val="single" w:sz="6" w:space="4" w:color="D9D9D9"/>
+          <w:bottom w:val="single" w:sz="6" w:space="4" w:color="9A9A9A"/>
         </w:pBdr>
       </w:pPr>
       <w:r>
         <w:rPr>
           <w:b w:val="0"/>
-          <w:color w:val="B4B4B4"/>
+          <w:color w:val="1A1A1A"/>
           <w:sz w:val="20"/>
         </w:rPr>
         <w:t>○○님</w:t>
@@ -693,7 +692,6 @@
       <w:r>
         <w:rPr>
           <w:b/>
-          <w:color w:val="B4B4B4"/>
           <w:sz w:val="21"/>
         </w:rPr>
         <w:t xml:space="preserve">P1-07C  </w:t>
@@ -701,14 +699,14 @@
       <w:r>
         <w:rPr>
           <w:b/>
-          <w:color w:val="B4B4B4"/>
+          <w:color w:val="1A1A1A"/>
           <w:sz w:val="21"/>
         </w:rPr>
         <w:t>(P1-07에서 "공개"를 고르셨다면) 방문자를 어떤 느낌으로 대했으면 하나요?</w:t>
       </w:r>
       <w:r>
         <w:rPr>
-          <w:color w:val="B4B4B4"/>
+          <w:color w:val="6E6E6E"/>
           <w:sz w:val="17"/>
         </w:rPr>
         <w:t xml:space="preserve">   서술 1~2문장 · 선택</w:t>
@@ -719,7 +717,7 @@
       <w:r>
         <w:rPr>
           <w:b w:val="0"/>
-          <w:color w:val="B4B4B4"/>
+          <w:color w:val="B03A2B"/>
           <w:sz w:val="17"/>
         </w:rPr>
         <w:t>예: "정중하지만 딱딱하지 않게, 편안하게 설명해주는 느낌"</w:t>
@@ -732,16 +730,77 @@
         <w:keepNext w:val="0"/>
         <w:keepLines/>
         <w:pBdr>
-          <w:bottom w:val="single" w:sz="6" w:space="4" w:color="D9D9D9"/>
+          <w:bottom w:val="single" w:sz="6" w:space="4" w:color="9A9A9A"/>
         </w:pBdr>
       </w:pPr>
       <w:r>
         <w:rPr>
           <w:b w:val="0"/>
-          <w:color w:val="B4B4B4"/>
+          <w:color w:val="1A1A1A"/>
           <w:sz w:val="20"/>
         </w:rPr>
         <w:t>정중하되 딱딱하지 않게, 편안하게 설명해주는 느낌으로 대했으면 합니다. 존댓말이 기본입니다.</w:t>
+      </w:r>
+    </w:p>
+    <w:p>
+      <w:pPr>
+        <w:spacing w:before="300" w:after="100" w:line="300" w:lineRule="auto"/>
+        <w:ind w:left="113" w:right="113"/>
+        <w:keepNext/>
+        <w:keepLines/>
+        <w:shd w:val="clear" w:fill="F1F5F9"/>
+      </w:pPr>
+      <w:r>
+        <w:rPr>
+          <w:b/>
+          <w:sz w:val="21"/>
+        </w:rPr>
+        <w:t xml:space="preserve">P1-07D  </w:t>
+      </w:r>
+      <w:r>
+        <w:rPr>
+          <w:b/>
+          <w:color w:val="1A1A1A"/>
+          <w:sz w:val="21"/>
+        </w:rPr>
+        <w:t>(P1-07에서 "공개"를 고르셨다면) 이 페르소나를 왜 만드셨나요? 방문자는 어떤 걸 궁금해할까요?</w:t>
+      </w:r>
+      <w:r>
+        <w:rPr>
+          <w:color w:val="6E6E6E"/>
+          <w:sz w:val="17"/>
+        </w:rPr>
+        <w:t xml:space="preserve">   서술 2~4문장</w:t>
+      </w:r>
+      <w:r>
+        <w:br/>
+      </w:r>
+      <w:r>
+        <w:rPr>
+          <w:b w:val="0"/>
+          <w:color w:val="B03A2B"/>
+          <w:sz w:val="17"/>
+        </w:rPr>
+        <w:t>예: "제가 만드는 서비스를 소개하려고 만들었어요. 오시는 분들은 이게 어떤 서비스인지, 믿을 만한지 궁금해하실 것 같아요."</w:t>
+      </w:r>
+    </w:p>
+    <w:p>
+      <w:pPr>
+        <w:spacing w:before="0" w:after="120" w:line="276" w:lineRule="auto"/>
+        <w:ind w:left="227"/>
+        <w:keepNext w:val="0"/>
+        <w:keepLines/>
+        <w:pBdr>
+          <w:bottom w:val="single" w:sz="6" w:space="4" w:color="9A9A9A"/>
+        </w:pBdr>
+      </w:pPr>
+      <w:r>
+        <w:rPr>
+          <w:b w:val="0"/>
+          <w:color w:val="1A1A1A"/>
+          <w:sz w:val="20"/>
+        </w:rPr>
+        <w:t>제가 만들고 있는 TalkTo 를 소개하려고 만들었습니다. TalkTo 는 세상을 떠난 가족의 목소리와 기억으로 대화할 수 있게 하는 서비스입니다. 페르소나가 어떤 것인지 말로 설명하는 것보다 직접 대화해보시는 게 빠를 것 같아서, 제 자신으로 하나 만들어 뒀습니다. 오시는 분들은 대개 서비스를 알아보러 오신 분들이라, 이게 어떤 서비스인지·믿고 맡겨도 되는지·얼마인지를 궁금해하실 것 같습니다.</w:t>
       </w:r>
     </w:p>
     <w:p>
@@ -2759,6 +2818,17 @@
           <w:color w:val="6E6E6E"/>
           <w:sz w:val="17"/>
         </w:rPr>
+        <w:t>가이드: ⑧을 고르시면 누구인지는 M9-03에서 따로 여쭤봅니다.</w:t>
+      </w:r>
+      <w:r>
+        <w:br/>
+      </w:r>
+      <w:r>
+        <w:rPr>
+          <w:b w:val="0"/>
+          <w:color w:val="6E6E6E"/>
+          <w:sz w:val="17"/>
+        </w:rPr>
         <w:t>가이드: "내가 진짜 할머니라고 말하지 않기"처럼 모든 페르소나에 공통으로 적용되는 규칙은 적지 않아도 돼요. 말투(유행어·영어 등)는 뒤에서 따로 물어요.</w:t>
       </w:r>
     </w:p>
@@ -2887,7 +2957,7 @@
           <w:color w:val="1A1A1A"/>
           <w:sz w:val="20"/>
         </w:rPr>
-        <w:t>■ ⑧ 특정 사람 이야기를 먼저 꺼내기 (누구인지는 뒤에서 따로 물어요)</w:t>
+        <w:t>■ ⑧ 특정 사람 이야기를 먼저 꺼내기</w:t>
       </w:r>
     </w:p>
     <w:p>
@@ -10564,7 +10634,7 @@
     </w:p>
     <w:p>
       <w:pPr>
-        <w:keepNext/>
+        <w:keepNext w:val="0"/>
         <w:keepLines/>
         <w:spacing w:before="0" w:after="80" w:line="312" w:lineRule="auto"/>
         <w:ind w:left="227"/>
@@ -11345,9 +11415,9 @@
         <w:tblW w:w="9865" w:type="dxa"/>
       </w:tblPr>
       <w:tblGrid>
-        <w:gridCol w:w="3583"/>
-        <w:gridCol w:w="1116"/>
-        <w:gridCol w:w="5165"/>
+        <w:gridCol w:w="2800"/>
+        <w:gridCol w:w="1128"/>
+        <w:gridCol w:w="5930"/>
       </w:tblGrid>
       <w:tr>
         <w:trPr>
@@ -11355,7 +11425,7 @@
         </w:trPr>
         <w:tc>
           <w:tcPr>
-            <w:tcW w:type="dxa" w:w="3583"/>
+            <w:tcW w:type="dxa" w:w="2801"/>
           </w:tcPr>
           <w:p>
             <w:pPr>
@@ -11374,7 +11444,7 @@
         </w:tc>
         <w:tc>
           <w:tcPr>
-            <w:tcW w:type="dxa" w:w="1117"/>
+            <w:tcW w:type="dxa" w:w="1128"/>
           </w:tcPr>
           <w:p>
             <w:pPr>
@@ -11413,7 +11483,7 @@
         </w:tc>
         <w:tc>
           <w:tcPr>
-            <w:tcW w:type="dxa" w:w="5165"/>
+            <w:tcW w:type="dxa" w:w="5930"/>
           </w:tcPr>
           <w:p>
             <w:pPr>
@@ -11447,7 +11517,7 @@
         </w:trPr>
         <w:tc>
           <w:tcPr>
-            <w:tcW w:type="dxa" w:w="3583"/>
+            <w:tcW w:type="dxa" w:w="2801"/>
           </w:tcPr>
           <w:p>
             <w:pPr>
@@ -11465,7 +11535,7 @@
         </w:tc>
         <w:tc>
           <w:tcPr>
-            <w:tcW w:type="dxa" w:w="1117"/>
+            <w:tcW w:type="dxa" w:w="1128"/>
           </w:tcPr>
           <w:p>
             <w:pPr>
@@ -11483,7 +11553,7 @@
         </w:tc>
         <w:tc>
           <w:tcPr>
-            <w:tcW w:type="dxa" w:w="5165"/>
+            <w:tcW w:type="dxa" w:w="5930"/>
           </w:tcPr>
           <w:p>
             <w:pPr>
@@ -11498,7 +11568,7 @@
         </w:trPr>
         <w:tc>
           <w:tcPr>
-            <w:tcW w:type="dxa" w:w="3583"/>
+            <w:tcW w:type="dxa" w:w="2801"/>
           </w:tcPr>
           <w:p>
             <w:pPr>
@@ -11516,7 +11586,7 @@
         </w:tc>
         <w:tc>
           <w:tcPr>
-            <w:tcW w:type="dxa" w:w="1117"/>
+            <w:tcW w:type="dxa" w:w="1128"/>
           </w:tcPr>
           <w:p>
             <w:pPr>
@@ -11526,7 +11596,7 @@
         </w:tc>
         <w:tc>
           <w:tcPr>
-            <w:tcW w:type="dxa" w:w="5165"/>
+            <w:tcW w:type="dxa" w:w="5930"/>
           </w:tcPr>
           <w:p>
             <w:pPr>
@@ -11541,7 +11611,7 @@
         </w:trPr>
         <w:tc>
           <w:tcPr>
-            <w:tcW w:type="dxa" w:w="3583"/>
+            <w:tcW w:type="dxa" w:w="2801"/>
           </w:tcPr>
           <w:p>
             <w:pPr>
@@ -11559,7 +11629,7 @@
         </w:tc>
         <w:tc>
           <w:tcPr>
-            <w:tcW w:type="dxa" w:w="1117"/>
+            <w:tcW w:type="dxa" w:w="1128"/>
           </w:tcPr>
           <w:p>
             <w:pPr>
@@ -11577,7 +11647,7 @@
         </w:tc>
         <w:tc>
           <w:tcPr>
-            <w:tcW w:type="dxa" w:w="5165"/>
+            <w:tcW w:type="dxa" w:w="5930"/>
           </w:tcPr>
           <w:p>
             <w:pPr>
@@ -11592,7 +11662,7 @@
         </w:trPr>
         <w:tc>
           <w:tcPr>
-            <w:tcW w:type="dxa" w:w="3583"/>
+            <w:tcW w:type="dxa" w:w="2801"/>
           </w:tcPr>
           <w:p>
             <w:pPr>
@@ -11610,7 +11680,7 @@
         </w:tc>
         <w:tc>
           <w:tcPr>
-            <w:tcW w:type="dxa" w:w="1117"/>
+            <w:tcW w:type="dxa" w:w="1128"/>
           </w:tcPr>
           <w:p>
             <w:pPr>
@@ -11628,7 +11698,7 @@
         </w:tc>
         <w:tc>
           <w:tcPr>
-            <w:tcW w:type="dxa" w:w="5165"/>
+            <w:tcW w:type="dxa" w:w="5930"/>
           </w:tcPr>
           <w:p>
             <w:pPr>
@@ -11643,7 +11713,7 @@
         </w:trPr>
         <w:tc>
           <w:tcPr>
-            <w:tcW w:type="dxa" w:w="3583"/>
+            <w:tcW w:type="dxa" w:w="2801"/>
           </w:tcPr>
           <w:p>
             <w:pPr>
@@ -11661,7 +11731,7 @@
         </w:tc>
         <w:tc>
           <w:tcPr>
-            <w:tcW w:type="dxa" w:w="1117"/>
+            <w:tcW w:type="dxa" w:w="1128"/>
           </w:tcPr>
           <w:p>
             <w:pPr>
@@ -11679,7 +11749,7 @@
         </w:tc>
         <w:tc>
           <w:tcPr>
-            <w:tcW w:type="dxa" w:w="5165"/>
+            <w:tcW w:type="dxa" w:w="5930"/>
           </w:tcPr>
           <w:p>
             <w:pPr>
@@ -11694,7 +11764,7 @@
         </w:trPr>
         <w:tc>
           <w:tcPr>
-            <w:tcW w:type="dxa" w:w="3583"/>
+            <w:tcW w:type="dxa" w:w="2801"/>
           </w:tcPr>
           <w:p>
             <w:pPr>
@@ -11712,7 +11782,7 @@
         </w:tc>
         <w:tc>
           <w:tcPr>
-            <w:tcW w:type="dxa" w:w="1117"/>
+            <w:tcW w:type="dxa" w:w="1128"/>
           </w:tcPr>
           <w:p>
             <w:pPr>
@@ -11730,7 +11800,7 @@
         </w:tc>
         <w:tc>
           <w:tcPr>
-            <w:tcW w:type="dxa" w:w="5165"/>
+            <w:tcW w:type="dxa" w:w="5930"/>
           </w:tcPr>
           <w:p>
             <w:pPr>
@@ -11753,7 +11823,7 @@
         </w:trPr>
         <w:tc>
           <w:tcPr>
-            <w:tcW w:type="dxa" w:w="3583"/>
+            <w:tcW w:type="dxa" w:w="2801"/>
           </w:tcPr>
           <w:p>
             <w:pPr>
@@ -11771,7 +11841,7 @@
         </w:tc>
         <w:tc>
           <w:tcPr>
-            <w:tcW w:type="dxa" w:w="1117"/>
+            <w:tcW w:type="dxa" w:w="1128"/>
           </w:tcPr>
           <w:p>
             <w:pPr>
@@ -11789,7 +11859,7 @@
         </w:tc>
         <w:tc>
           <w:tcPr>
-            <w:tcW w:type="dxa" w:w="5165"/>
+            <w:tcW w:type="dxa" w:w="5930"/>
           </w:tcPr>
           <w:p>
             <w:pPr>
@@ -11804,7 +11874,7 @@
         </w:trPr>
         <w:tc>
           <w:tcPr>
-            <w:tcW w:type="dxa" w:w="3583"/>
+            <w:tcW w:type="dxa" w:w="2801"/>
           </w:tcPr>
           <w:p>
             <w:pPr>
@@ -11822,7 +11892,7 @@
         </w:tc>
         <w:tc>
           <w:tcPr>
-            <w:tcW w:type="dxa" w:w="1117"/>
+            <w:tcW w:type="dxa" w:w="1128"/>
           </w:tcPr>
           <w:p>
             <w:pPr>
@@ -11840,7 +11910,7 @@
         </w:tc>
         <w:tc>
           <w:tcPr>
-            <w:tcW w:type="dxa" w:w="5165"/>
+            <w:tcW w:type="dxa" w:w="5930"/>
           </w:tcPr>
           <w:p>
             <w:pPr>
@@ -11863,7 +11933,7 @@
         </w:trPr>
         <w:tc>
           <w:tcPr>
-            <w:tcW w:type="dxa" w:w="3583"/>
+            <w:tcW w:type="dxa" w:w="2801"/>
           </w:tcPr>
           <w:p>
             <w:pPr>
@@ -11881,7 +11951,7 @@
         </w:tc>
         <w:tc>
           <w:tcPr>
-            <w:tcW w:type="dxa" w:w="1117"/>
+            <w:tcW w:type="dxa" w:w="1128"/>
           </w:tcPr>
           <w:p>
             <w:pPr>
@@ -11899,7 +11969,7 @@
         </w:tc>
         <w:tc>
           <w:tcPr>
-            <w:tcW w:type="dxa" w:w="5165"/>
+            <w:tcW w:type="dxa" w:w="5930"/>
           </w:tcPr>
           <w:p>
             <w:pPr>
@@ -11922,7 +11992,7 @@
         </w:trPr>
         <w:tc>
           <w:tcPr>
-            <w:tcW w:type="dxa" w:w="3583"/>
+            <w:tcW w:type="dxa" w:w="2801"/>
           </w:tcPr>
           <w:p>
             <w:pPr>
@@ -11934,13 +12004,13 @@
                 <w:color w:val="1A1A1A"/>
                 <w:sz w:val="18"/>
               </w:rPr>
-              <w:t>(직접 입력) 할머니 사별 경험</w:t>
+              <w:t>할머니 사별 경험</w:t>
             </w:r>
           </w:p>
         </w:tc>
         <w:tc>
           <w:tcPr>
-            <w:tcW w:type="dxa" w:w="1117"/>
+            <w:tcW w:type="dxa" w:w="1128"/>
           </w:tcPr>
           <w:p>
             <w:pPr>
@@ -11958,7 +12028,7 @@
         </w:tc>
         <w:tc>
           <w:tcPr>
-            <w:tcW w:type="dxa" w:w="5165"/>
+            <w:tcW w:type="dxa" w:w="5930"/>
           </w:tcPr>
           <w:p>
             <w:pPr>
@@ -11981,7 +12051,7 @@
         </w:trPr>
         <w:tc>
           <w:tcPr>
-            <w:tcW w:type="dxa" w:w="3583"/>
+            <w:tcW w:type="dxa" w:w="2801"/>
           </w:tcPr>
           <w:p>
             <w:pPr>
@@ -11993,13 +12063,13 @@
                 <w:color w:val="1A1A1A"/>
                 <w:sz w:val="18"/>
               </w:rPr>
-              <w:t>(직접 입력) 서비스 가격</w:t>
+              <w:t>서비스 가격</w:t>
             </w:r>
           </w:p>
         </w:tc>
         <w:tc>
           <w:tcPr>
-            <w:tcW w:type="dxa" w:w="1117"/>
+            <w:tcW w:type="dxa" w:w="1128"/>
           </w:tcPr>
           <w:p>
             <w:pPr>
@@ -12017,7 +12087,7 @@
         </w:tc>
         <w:tc>
           <w:tcPr>
-            <w:tcW w:type="dxa" w:w="5165"/>
+            <w:tcW w:type="dxa" w:w="5930"/>
           </w:tcPr>
           <w:p>
             <w:pPr>
@@ -12040,7 +12110,7 @@
         </w:trPr>
         <w:tc>
           <w:tcPr>
-            <w:tcW w:type="dxa" w:w="3583"/>
+            <w:tcW w:type="dxa" w:w="2801"/>
           </w:tcPr>
           <w:p>
             <w:pPr>
@@ -12052,13 +12122,13 @@
                 <w:color w:val="1A1A1A"/>
                 <w:sz w:val="18"/>
               </w:rPr>
-              <w:t>(직접 입력) 벤더·투자·계약·내부 수치·원가</w:t>
+              <w:t>벤더·투자·계약·내부 수치·원가</w:t>
             </w:r>
           </w:p>
         </w:tc>
         <w:tc>
           <w:tcPr>
-            <w:tcW w:type="dxa" w:w="1117"/>
+            <w:tcW w:type="dxa" w:w="1128"/>
           </w:tcPr>
           <w:p>
             <w:pPr>
@@ -12076,7 +12146,7 @@
         </w:tc>
         <w:tc>
           <w:tcPr>
-            <w:tcW w:type="dxa" w:w="5165"/>
+            <w:tcW w:type="dxa" w:w="5930"/>
           </w:tcPr>
           <w:p>
             <w:pPr>
@@ -12099,7 +12169,7 @@
         </w:trPr>
         <w:tc>
           <w:tcPr>
-            <w:tcW w:type="dxa" w:w="3583"/>
+            <w:tcW w:type="dxa" w:w="2801"/>
           </w:tcPr>
           <w:p>
             <w:pPr>
@@ -12111,13 +12181,13 @@
                 <w:color w:val="1A1A1A"/>
                 <w:sz w:val="18"/>
               </w:rPr>
-              <w:t>(직접 입력) 리드·고객 개인정보</w:t>
+              <w:t>리드·고객 개인정보</w:t>
             </w:r>
           </w:p>
         </w:tc>
         <w:tc>
           <w:tcPr>
-            <w:tcW w:type="dxa" w:w="1117"/>
+            <w:tcW w:type="dxa" w:w="1128"/>
           </w:tcPr>
           <w:p>
             <w:pPr>
@@ -12135,7 +12205,7 @@
         </w:tc>
         <w:tc>
           <w:tcPr>
-            <w:tcW w:type="dxa" w:w="5165"/>
+            <w:tcW w:type="dxa" w:w="5930"/>
           </w:tcPr>
           <w:p>
             <w:pPr>
@@ -12150,7 +12220,7 @@
         </w:trPr>
         <w:tc>
           <w:tcPr>
-            <w:tcW w:type="dxa" w:w="3583"/>
+            <w:tcW w:type="dxa" w:w="2801"/>
           </w:tcPr>
           <w:p>
             <w:pPr>
@@ -12162,13 +12232,13 @@
                 <w:color w:val="1A1A1A"/>
                 <w:sz w:val="18"/>
               </w:rPr>
-              <w:t>(직접 입력) 팀원 개인 정보</w:t>
+              <w:t>팀원 개인 정보</w:t>
             </w:r>
           </w:p>
         </w:tc>
         <w:tc>
           <w:tcPr>
-            <w:tcW w:type="dxa" w:w="1117"/>
+            <w:tcW w:type="dxa" w:w="1128"/>
           </w:tcPr>
           <w:p>
             <w:pPr>
@@ -12186,7 +12256,7 @@
         </w:tc>
         <w:tc>
           <w:tcPr>
-            <w:tcW w:type="dxa" w:w="5165"/>
+            <w:tcW w:type="dxa" w:w="5930"/>
           </w:tcPr>
           <w:p>
             <w:pPr>
@@ -12198,7 +12268,7 @@
                 <w:color w:val="1A1A1A"/>
                 <w:sz w:val="18"/>
               </w:rPr>
-              <w:t>지식 베이스 T8의 공개 이력까지만</w:t>
+              <w:t>공개된 이력까지만</w:t>
             </w:r>
           </w:p>
         </w:tc>
